--- a/doc/conference/jima2026/JIMA2026_発表申込用概要.docx
+++ b/doc/conference/jima2026/JIMA2026_発表申込用概要.docx
@@ -1,29 +1,22 @@
 
 <file path=word/document.xml><?xml version="1.0" encoding="utf-8"?>
-<w:document xmlns:wpc="http://schemas.microsoft.com/office/word/2010/wordprocessingCanvas" xmlns:cx="http://schemas.microsoft.com/office/drawing/2014/chartex" xmlns:cx1="http://schemas.microsoft.com/office/drawing/2015/9/8/chartex" xmlns:cx2="http://schemas.microsoft.com/office/drawing/2015/10/21/chartex" xmlns:cx3="http://schemas.microsoft.com/office/drawing/2016/5/9/chartex" xmlns:cx4="http://schemas.microsoft.com/office/drawing/2016/5/10/chartex" xmlns:cx5="http://schemas.microsoft.com/office/drawing/2016/5/11/chartex" xmlns:cx6="http://schemas.microsoft.com/office/drawing/2016/5/12/chartex" xmlns:cx7="http://schemas.microsoft.com/office/drawing/2016/5/13/chartex" xmlns:cx8="http://schemas.microsoft.com/office/drawing/2016/5/14/chartex" xmlns:mc="http://schemas.openxmlformats.org/markup-compatibility/2006" xmlns:aink="http://schemas.microsoft.com/office/drawing/2016/ink" xmlns:am3d="http://schemas.microsoft.com/office/drawing/2017/model3d" xmlns:o="urn:schemas-microsoft-com:office:office" xmlns:oel="http://schemas.microsoft.com/office/2019/extlst" xmlns:r="http://schemas.openxmlformats.org/officeDocument/2006/relationships" xmlns:m="http://schemas.openxmlformats.org/officeDocument/2006/math" xmlns:v="urn:schemas-microsoft-com:vml" xmlns:wp14="http://schemas.microsoft.com/office/word/2010/wordprocessingDrawing" xmlns:wp="http://schemas.openxmlformats.org/drawingml/2006/wordprocessingDrawing" xmlns:w10="urn:schemas-microsoft-com:office:word" xmlns:w="http://schemas.openxmlformats.org/wordprocessingml/2006/main" xmlns:w14="http://schemas.microsoft.com/office/word/2010/wordml" xmlns:w15="http://schemas.microsoft.com/office/word/2012/wordml" xmlns:w16cex="http://schemas.microsoft.com/office/word/2018/wordml/cex" xmlns:w16cid="http://schemas.microsoft.com/office/word/2016/wordml/cid" xmlns:w16="http://schemas.microsoft.com/office/word/2018/wordml" xmlns:w16du="http://schemas.microsoft.com/office/word/2023/wordml/word16du" xmlns:w16sdtdh="http://schemas.microsoft.com/office/word/2020/wordml/sdtdatahash" xmlns:w16sdtfl="http://schemas.microsoft.com/office/word/2024/wordml/sdtformatlock" xmlns:w16se="http://schemas.microsoft.com/office/word/2015/wordml/symex" xmlns:wpg="http://schemas.microsoft.com/office/word/2010/wordprocessingGroup" xmlns:wpi="http://schemas.microsoft.com/office/word/2010/wordprocessingInk" xmlns:wne="http://schemas.microsoft.com/office/word/2006/wordml" xmlns:wps="http://schemas.microsoft.com/office/word/2010/wordprocessingShape" mc:Ignorable="w14 w15 w16se w16cid w16 w16cex w16sdtdh w16sdtfl w16du wp14">
+<w:document xmlns:wpc="http://schemas.microsoft.com/office/word/2010/wordprocessingCanvas" xmlns:cx="http://schemas.microsoft.com/office/drawing/2014/chartex" xmlns:cx1="http://schemas.microsoft.com/office/drawing/2015/9/8/chartex" xmlns:cx2="http://schemas.microsoft.com/office/drawing/2015/10/21/chartex" xmlns:cx3="http://schemas.microsoft.com/office/drawing/2016/5/9/chartex" xmlns:cx4="http://schemas.microsoft.com/office/drawing/2016/5/10/chartex" xmlns:cx5="http://schemas.microsoft.com/office/drawing/2016/5/11/chartex" xmlns:cx6="http://schemas.microsoft.com/office/drawing/2016/5/12/chartex" xmlns:cx7="http://schemas.microsoft.com/office/drawing/2016/5/13/chartex" xmlns:cx8="http://schemas.microsoft.com/office/drawing/2016/5/14/chartex" xmlns:mc="http://schemas.openxmlformats.org/markup-compatibility/2006" xmlns:m="http://schemas.openxmlformats.org/officeDocument/2006/math" xmlns:aink="http://schemas.microsoft.com/office/drawing/2016/ink" xmlns:am3d="http://schemas.microsoft.com/office/drawing/2017/model3d" xmlns:oel="http://schemas.microsoft.com/office/2019/extlst" xmlns:r="http://schemas.openxmlformats.org/officeDocument/2006/relationships" xmlns:wp14="http://schemas.microsoft.com/office/word/2010/wordprocessingDrawing" xmlns:wp="http://schemas.openxmlformats.org/drawingml/2006/wordprocessingDrawing" xmlns:wpg="http://schemas.microsoft.com/office/word/2010/wordprocessingGroup" xmlns:wpi="http://schemas.microsoft.com/office/word/2010/wordprocessingInk" xmlns:wps="http://schemas.microsoft.com/office/word/2010/wordprocessingShape" xmlns:o="urn:schemas-microsoft-com:office:office" xmlns:v="urn:schemas-microsoft-com:vml" xmlns:w10="urn:schemas-microsoft-com:office:word" xmlns:w="http://schemas.openxmlformats.org/wordprocessingml/2006/main" xmlns:w14="http://schemas.microsoft.com/office/word/2010/wordml" xmlns:w15="http://schemas.microsoft.com/office/word/2012/wordml" xmlns:w16cex="http://schemas.microsoft.com/office/word/2018/wordml/cex" xmlns:w16cid="http://schemas.microsoft.com/office/word/2016/wordml/cid" xmlns:w16="http://schemas.microsoft.com/office/word/2018/wordml" xmlns:w16sdtdh="http://schemas.microsoft.com/office/word/2020/wordml/sdtdatahash" xmlns:w16sdtfl="http://schemas.microsoft.com/office/word/2024/wordml/sdtformatlock" xmlns:w16se="http://schemas.microsoft.com/office/word/2015/wordml/symex" xmlns:w16du="http://schemas.microsoft.com/office/word/2023/wordml/word16du" xmlns:wne="http://schemas.microsoft.com/office/word/2006/wordml" mc:Ignorable="w14 w15 w16se w16cid w16 w16cex w16sdtdh w16sdtfl w16du wp14">
   <w:body>
     <w:p>
-      <w:pPr>
-        <w:rPr>
-          <w:rFonts w:ascii="Times New Roman" w:eastAsia="ＭＳ 明朝" w:hAnsi="Times New Roman" w:cs="Times New Roman"/>
-        </w:rPr>
-      </w:pPr>
-      <w:r>
-        <w:rPr>
-          <w:rFonts w:ascii="Times New Roman" w:eastAsia="ＭＳ 明朝" w:hAnsi="Times New Roman" w:cs="Times New Roman"/>
-        </w:rPr>
-        <w:t>中心化制約付き残差成分分解による小売需要の時間別予測補正</w:t>
+      <w:r>
+        <w:t>中心化制約付き残差成分分解を用いた小売需要の時間別予測補正</w:t>
       </w:r>
     </w:p>
     <w:p>
       <w:pPr>
         <w:rPr>
-          <w:rFonts w:ascii="Times New Roman" w:eastAsia="ＭＳ 明朝" w:hAnsi="Times New Roman" w:cs="Times New Roman"/>
+          <w:rFonts w:ascii="Times New Roman" w:eastAsia="ＭＳ 明朝" w:hAnsi="Times New Roman" w:cs="Times New Roman" w:hint="eastAsia"/>
         </w:rPr>
       </w:pPr>
     </w:p>
     <w:p>
       <w:pPr>
+        <w:ind w:firstLineChars="100" w:firstLine="210"/>
         <w:rPr>
           <w:rFonts w:ascii="Times New Roman" w:eastAsia="ＭＳ 明朝" w:hAnsi="Times New Roman" w:cs="Times New Roman"/>
         </w:rPr>
@@ -32,7 +25,19 @@
         <w:rPr>
           <w:rFonts w:ascii="Times New Roman" w:eastAsia="ＭＳ 明朝" w:hAnsi="Times New Roman" w:cs="Times New Roman"/>
         </w:rPr>
-        <w:t>小売需要の時間別予測では，店舗×商品の組を1系列とし，その過去の観測売上の平均を基準値とする．基準値は売上の大半を説明する一方，残差には日や時間帯に起因する構造が残る．本研究では，観測需要yと基準値bの差r=y−bを，系列・日・時間帯・日×時間帯の4成分の和として出力するニューラル残差補正モデルを提案する．</w:t>
+        <w:t>小売の時間別売上は，店舗・商品ごとの平均的な需要水準に加え，日や時間帯によって変動する．本研究では，各店舗・商品の過去の観測売上の平均を基準値とし，平均的な水準をあらかじめ分ける．</w:t>
+      </w:r>
+      <w:r>
+        <w:rPr>
+          <w:rFonts w:ascii="Times New Roman" w:eastAsia="ＭＳ 明朝" w:hAnsi="Times New Roman" w:cs="Times New Roman" w:hint="eastAsia"/>
+        </w:rPr>
+        <w:t>観測済み売上の基準値からのずれを日・時間帯別に平均する補正では，未来</w:t>
+      </w:r>
+      <w:r>
+        <w:rPr>
+          <w:rFonts w:ascii="Times New Roman" w:eastAsia="ＭＳ 明朝" w:hAnsi="Times New Roman" w:cs="Times New Roman"/>
+        </w:rPr>
+        <w:t>の売上が未観測なためそのまま適用できない．</w:t>
       </w:r>
     </w:p>
     <w:p>
@@ -44,9 +49,33 @@
       </w:pPr>
       <w:r>
         <w:rPr>
+          <w:rFonts w:ascii="Times New Roman" w:eastAsia="ＭＳ 明朝" w:hAnsi="Times New Roman" w:cs="Times New Roman" w:hint="eastAsia"/>
+        </w:rPr>
+        <w:t>そこで，観測済み売上から基準値を引いた残差に焦点をあて，含まれる変動</w:t>
+      </w:r>
+      <w:r>
+        <w:rPr>
           <w:rFonts w:ascii="Times New Roman" w:eastAsia="ＭＳ 明朝" w:hAnsi="Times New Roman" w:cs="Times New Roman"/>
         </w:rPr>
-        <w:t>各成分に平均ゼロ・周辺平均ゼロの中心化制約を課し，同じ補正を複数成分が重複して説明しない一意な分解を実現する．FreshRetailNet-50Kを用いた実験では，基準値に対してMAEを30.7%改善（0.04828±0.00032）し，中心化なしのモデルと，観測済み残差を日別・時間帯別の平均効果に分ける学習不要の主効果分解を5乱数種すべてで上回った．</w:t>
+        <w:t>パターンを潜在表現として学習する．潜在表現から，店舗・商品ごとの全体的なずれ，日ごとの変動，時間帯ごとの変動，日と時間帯の組合せによる変動の</w:t>
+      </w:r>
+      <w:r>
+        <w:rPr>
+          <w:rFonts w:ascii="Times New Roman" w:eastAsia="ＭＳ 明朝" w:hAnsi="Times New Roman" w:cs="Times New Roman"/>
+        </w:rPr>
+        <w:t>4</w:t>
+      </w:r>
+      <w:r>
+        <w:rPr>
+          <w:rFonts w:ascii="Times New Roman" w:eastAsia="ＭＳ 明朝" w:hAnsi="Times New Roman" w:cs="Times New Roman"/>
+        </w:rPr>
+        <w:t>成分を出力し，未来日の補正量を推定する．</w:t>
+      </w:r>
+      <w:r>
+        <w:rPr>
+          <w:rFonts w:ascii="Times New Roman" w:eastAsia="ＭＳ 明朝" w:hAnsi="Times New Roman" w:cs="Times New Roman"/>
+        </w:rPr>
+        <w:t>日成分は，売上を見ずに，未来日にも利用できる日付情報から推定する．</w:t>
       </w:r>
     </w:p>
     <w:p>
@@ -60,22 +89,44 @@
         <w:rPr>
           <w:rFonts w:ascii="Times New Roman" w:eastAsia="ＭＳ 明朝" w:hAnsi="Times New Roman" w:cs="Times New Roman"/>
         </w:rPr>
-        <w:t>さらに，未来日の売上を隠した条件でも日次特徴量から日成分を構成でき，予測性能と解釈を両立する有効性を示す．</w:t>
-      </w:r>
-    </w:p>
-    <w:p>
-      <w:pPr>
+        <w:t>ただし，</w:t>
+      </w:r>
+      <w:r>
         <w:rPr>
           <w:rFonts w:ascii="Times New Roman" w:eastAsia="ＭＳ 明朝" w:hAnsi="Times New Roman" w:cs="Times New Roman"/>
         </w:rPr>
-      </w:pPr>
-    </w:p>
-    <w:p>
-      <w:pPr>
+        <w:t>4</w:t>
+      </w:r>
+      <w:r>
         <w:rPr>
           <w:rFonts w:ascii="Times New Roman" w:eastAsia="ＭＳ 明朝" w:hAnsi="Times New Roman" w:cs="Times New Roman"/>
         </w:rPr>
-      </w:pPr>
+        <w:t>成分の和だけでは，同じ補正を複数成分に割り振れてしまい，各成分の意味が定まらない．そこで，日・時間帯成分の平均を</w:t>
+      </w:r>
+      <w:r>
+        <w:rPr>
+          <w:rFonts w:ascii="Times New Roman" w:eastAsia="ＭＳ 明朝" w:hAnsi="Times New Roman" w:cs="Times New Roman"/>
+        </w:rPr>
+        <w:t>0</w:t>
+      </w:r>
+      <w:r>
+        <w:rPr>
+          <w:rFonts w:ascii="Times New Roman" w:eastAsia="ＭＳ 明朝" w:hAnsi="Times New Roman" w:cs="Times New Roman"/>
+        </w:rPr>
+        <w:t>とし，日と時間帯の組合せによる成分から日・時間帯の平均的なずれを除く</w:t>
+      </w:r>
+      <w:r>
+        <w:rPr>
+          <w:rFonts w:ascii="Times New Roman" w:eastAsia="ＭＳ 明朝" w:hAnsi="Times New Roman" w:cs="Times New Roman" w:hint="eastAsia"/>
+        </w:rPr>
+        <w:t>中心化制約を課し</w:t>
+      </w:r>
+      <w:r>
+        <w:rPr>
+          <w:rFonts w:ascii="Times New Roman" w:eastAsia="ＭＳ 明朝" w:hAnsi="Times New Roman" w:cs="Times New Roman"/>
+        </w:rPr>
+        <w:t>，各成分の担当範囲を定める．</w:t>
+      </w:r>
     </w:p>
     <w:sectPr>
       <w:headerReference w:type="even" r:id="rId6"/>
@@ -94,7 +145,7 @@
 </file>
 
 <file path=word/endnotes.xml><?xml version="1.0" encoding="utf-8"?>
-<w:endnotes xmlns:wpc="http://schemas.microsoft.com/office/word/2010/wordprocessingCanvas" xmlns:cx="http://schemas.microsoft.com/office/drawing/2014/chartex" xmlns:cx1="http://schemas.microsoft.com/office/drawing/2015/9/8/chartex" xmlns:cx2="http://schemas.microsoft.com/office/drawing/2015/10/21/chartex" xmlns:cx3="http://schemas.microsoft.com/office/drawing/2016/5/9/chartex" xmlns:cx4="http://schemas.microsoft.com/office/drawing/2016/5/10/chartex" xmlns:cx5="http://schemas.microsoft.com/office/drawing/2016/5/11/chartex" xmlns:cx6="http://schemas.microsoft.com/office/drawing/2016/5/12/chartex" xmlns:cx7="http://schemas.microsoft.com/office/drawing/2016/5/13/chartex" xmlns:cx8="http://schemas.microsoft.com/office/drawing/2016/5/14/chartex" xmlns:mc="http://schemas.openxmlformats.org/markup-compatibility/2006" xmlns:aink="http://schemas.microsoft.com/office/drawing/2016/ink" xmlns:am3d="http://schemas.microsoft.com/office/drawing/2017/model3d" xmlns:o="urn:schemas-microsoft-com:office:office" xmlns:oel="http://schemas.microsoft.com/office/2019/extlst" xmlns:r="http://schemas.openxmlformats.org/officeDocument/2006/relationships" xmlns:m="http://schemas.openxmlformats.org/officeDocument/2006/math" xmlns:v="urn:schemas-microsoft-com:vml" xmlns:wp14="http://schemas.microsoft.com/office/word/2010/wordprocessingDrawing" xmlns:wp="http://schemas.openxmlformats.org/drawingml/2006/wordprocessingDrawing" xmlns:w10="urn:schemas-microsoft-com:office:word" xmlns:w="http://schemas.openxmlformats.org/wordprocessingml/2006/main" xmlns:w14="http://schemas.microsoft.com/office/word/2010/wordml" xmlns:w15="http://schemas.microsoft.com/office/word/2012/wordml" xmlns:w16cex="http://schemas.microsoft.com/office/word/2018/wordml/cex" xmlns:w16cid="http://schemas.microsoft.com/office/word/2016/wordml/cid" xmlns:w16="http://schemas.microsoft.com/office/word/2018/wordml" xmlns:w16du="http://schemas.microsoft.com/office/word/2023/wordml/word16du" xmlns:w16sdtdh="http://schemas.microsoft.com/office/word/2020/wordml/sdtdatahash" xmlns:w16sdtfl="http://schemas.microsoft.com/office/word/2024/wordml/sdtformatlock" xmlns:w16se="http://schemas.microsoft.com/office/word/2015/wordml/symex" xmlns:wpg="http://schemas.microsoft.com/office/word/2010/wordprocessingGroup" xmlns:wpi="http://schemas.microsoft.com/office/word/2010/wordprocessingInk" xmlns:wne="http://schemas.microsoft.com/office/word/2006/wordml" xmlns:wps="http://schemas.microsoft.com/office/word/2010/wordprocessingShape" mc:Ignorable="w14 w15 w16se w16cid w16 w16cex w16sdtdh w16sdtfl w16du wp14">
+<w:endnotes xmlns:wpc="http://schemas.microsoft.com/office/word/2010/wordprocessingCanvas" xmlns:cx="http://schemas.microsoft.com/office/drawing/2014/chartex" xmlns:cx1="http://schemas.microsoft.com/office/drawing/2015/9/8/chartex" xmlns:cx2="http://schemas.microsoft.com/office/drawing/2015/10/21/chartex" xmlns:cx3="http://schemas.microsoft.com/office/drawing/2016/5/9/chartex" xmlns:cx4="http://schemas.microsoft.com/office/drawing/2016/5/10/chartex" xmlns:cx5="http://schemas.microsoft.com/office/drawing/2016/5/11/chartex" xmlns:cx6="http://schemas.microsoft.com/office/drawing/2016/5/12/chartex" xmlns:cx7="http://schemas.microsoft.com/office/drawing/2016/5/13/chartex" xmlns:cx8="http://schemas.microsoft.com/office/drawing/2016/5/14/chartex" xmlns:mc="http://schemas.openxmlformats.org/markup-compatibility/2006" xmlns:m="http://schemas.openxmlformats.org/officeDocument/2006/math" xmlns:aink="http://schemas.microsoft.com/office/drawing/2016/ink" xmlns:am3d="http://schemas.microsoft.com/office/drawing/2017/model3d" xmlns:oel="http://schemas.microsoft.com/office/2019/extlst" xmlns:r="http://schemas.openxmlformats.org/officeDocument/2006/relationships" xmlns:wp14="http://schemas.microsoft.com/office/word/2010/wordprocessingDrawing" xmlns:wp="http://schemas.openxmlformats.org/drawingml/2006/wordprocessingDrawing" xmlns:wpg="http://schemas.microsoft.com/office/word/2010/wordprocessingGroup" xmlns:wpi="http://schemas.microsoft.com/office/word/2010/wordprocessingInk" xmlns:wps="http://schemas.microsoft.com/office/word/2010/wordprocessingShape" xmlns:o="urn:schemas-microsoft-com:office:office" xmlns:v="urn:schemas-microsoft-com:vml" xmlns:w10="urn:schemas-microsoft-com:office:word" xmlns:w="http://schemas.openxmlformats.org/wordprocessingml/2006/main" xmlns:w14="http://schemas.microsoft.com/office/word/2010/wordml" xmlns:w15="http://schemas.microsoft.com/office/word/2012/wordml" xmlns:w16cex="http://schemas.microsoft.com/office/word/2018/wordml/cex" xmlns:w16cid="http://schemas.microsoft.com/office/word/2016/wordml/cid" xmlns:w16="http://schemas.microsoft.com/office/word/2018/wordml" xmlns:w16sdtdh="http://schemas.microsoft.com/office/word/2020/wordml/sdtdatahash" xmlns:w16sdtfl="http://schemas.microsoft.com/office/word/2024/wordml/sdtformatlock" xmlns:w16se="http://schemas.microsoft.com/office/word/2015/wordml/symex" xmlns:w16du="http://schemas.microsoft.com/office/word/2023/wordml/word16du" xmlns:wne="http://schemas.microsoft.com/office/word/2006/wordml" mc:Ignorable="w14 w15 w16se w16cid w16 w16cex w16sdtdh w16sdtfl w16du wp14">
   <w:endnote w:type="separator" w:id="-1">
     <w:p>
       <w:r>
@@ -113,7 +164,7 @@
 </file>
 
 <file path=word/footer1.xml><?xml version="1.0" encoding="utf-8"?>
-<w:ftr xmlns:wpc="http://schemas.microsoft.com/office/word/2010/wordprocessingCanvas" xmlns:cx="http://schemas.microsoft.com/office/drawing/2014/chartex" xmlns:cx1="http://schemas.microsoft.com/office/drawing/2015/9/8/chartex" xmlns:cx2="http://schemas.microsoft.com/office/drawing/2015/10/21/chartex" xmlns:cx3="http://schemas.microsoft.com/office/drawing/2016/5/9/chartex" xmlns:cx4="http://schemas.microsoft.com/office/drawing/2016/5/10/chartex" xmlns:cx5="http://schemas.microsoft.com/office/drawing/2016/5/11/chartex" xmlns:cx6="http://schemas.microsoft.com/office/drawing/2016/5/12/chartex" xmlns:cx7="http://schemas.microsoft.com/office/drawing/2016/5/13/chartex" xmlns:cx8="http://schemas.microsoft.com/office/drawing/2016/5/14/chartex" xmlns:mc="http://schemas.openxmlformats.org/markup-compatibility/2006" xmlns:aink="http://schemas.microsoft.com/office/drawing/2016/ink" xmlns:am3d="http://schemas.microsoft.com/office/drawing/2017/model3d" xmlns:o="urn:schemas-microsoft-com:office:office" xmlns:oel="http://schemas.microsoft.com/office/2019/extlst" xmlns:r="http://schemas.openxmlformats.org/officeDocument/2006/relationships" xmlns:m="http://schemas.openxmlformats.org/officeDocument/2006/math" xmlns:v="urn:schemas-microsoft-com:vml" xmlns:wp14="http://schemas.microsoft.com/office/word/2010/wordprocessingDrawing" xmlns:wp="http://schemas.openxmlformats.org/drawingml/2006/wordprocessingDrawing" xmlns:w10="urn:schemas-microsoft-com:office:word" xmlns:w="http://schemas.openxmlformats.org/wordprocessingml/2006/main" xmlns:w14="http://schemas.microsoft.com/office/word/2010/wordml" xmlns:w15="http://schemas.microsoft.com/office/word/2012/wordml" xmlns:w16cex="http://schemas.microsoft.com/office/word/2018/wordml/cex" xmlns:w16cid="http://schemas.microsoft.com/office/word/2016/wordml/cid" xmlns:w16="http://schemas.microsoft.com/office/word/2018/wordml" xmlns:w16du="http://schemas.microsoft.com/office/word/2023/wordml/word16du" xmlns:w16sdtdh="http://schemas.microsoft.com/office/word/2020/wordml/sdtdatahash" xmlns:w16sdtfl="http://schemas.microsoft.com/office/word/2024/wordml/sdtformatlock" xmlns:w16se="http://schemas.microsoft.com/office/word/2015/wordml/symex" xmlns:wpg="http://schemas.microsoft.com/office/word/2010/wordprocessingGroup" xmlns:wpi="http://schemas.microsoft.com/office/word/2010/wordprocessingInk" xmlns:wne="http://schemas.microsoft.com/office/word/2006/wordml" xmlns:wps="http://schemas.microsoft.com/office/word/2010/wordprocessingShape" mc:Ignorable="w14 w15 w16se w16cid w16 w16cex w16sdtdh w16sdtfl w16du wp14">
+<w:ftr xmlns:wpc="http://schemas.microsoft.com/office/word/2010/wordprocessingCanvas" xmlns:cx="http://schemas.microsoft.com/office/drawing/2014/chartex" xmlns:cx1="http://schemas.microsoft.com/office/drawing/2015/9/8/chartex" xmlns:cx2="http://schemas.microsoft.com/office/drawing/2015/10/21/chartex" xmlns:cx3="http://schemas.microsoft.com/office/drawing/2016/5/9/chartex" xmlns:cx4="http://schemas.microsoft.com/office/drawing/2016/5/10/chartex" xmlns:cx5="http://schemas.microsoft.com/office/drawing/2016/5/11/chartex" xmlns:cx6="http://schemas.microsoft.com/office/drawing/2016/5/12/chartex" xmlns:cx7="http://schemas.microsoft.com/office/drawing/2016/5/13/chartex" xmlns:cx8="http://schemas.microsoft.com/office/drawing/2016/5/14/chartex" xmlns:mc="http://schemas.openxmlformats.org/markup-compatibility/2006" xmlns:m="http://schemas.openxmlformats.org/officeDocument/2006/math" xmlns:aink="http://schemas.microsoft.com/office/drawing/2016/ink" xmlns:am3d="http://schemas.microsoft.com/office/drawing/2017/model3d" xmlns:oel="http://schemas.microsoft.com/office/2019/extlst" xmlns:r="http://schemas.openxmlformats.org/officeDocument/2006/relationships" xmlns:wp14="http://schemas.microsoft.com/office/word/2010/wordprocessingDrawing" xmlns:wp="http://schemas.openxmlformats.org/drawingml/2006/wordprocessingDrawing" xmlns:wpg="http://schemas.microsoft.com/office/word/2010/wordprocessingGroup" xmlns:wpi="http://schemas.microsoft.com/office/word/2010/wordprocessingInk" xmlns:wps="http://schemas.microsoft.com/office/word/2010/wordprocessingShape" xmlns:o="urn:schemas-microsoft-com:office:office" xmlns:v="urn:schemas-microsoft-com:vml" xmlns:w10="urn:schemas-microsoft-com:office:word" xmlns:w="http://schemas.openxmlformats.org/wordprocessingml/2006/main" xmlns:w14="http://schemas.microsoft.com/office/word/2010/wordml" xmlns:w15="http://schemas.microsoft.com/office/word/2012/wordml" xmlns:w16cex="http://schemas.microsoft.com/office/word/2018/wordml/cex" xmlns:w16cid="http://schemas.microsoft.com/office/word/2016/wordml/cid" xmlns:w16="http://schemas.microsoft.com/office/word/2018/wordml" xmlns:w16sdtdh="http://schemas.microsoft.com/office/word/2020/wordml/sdtdatahash" xmlns:w16sdtfl="http://schemas.microsoft.com/office/word/2024/wordml/sdtformatlock" xmlns:w16se="http://schemas.microsoft.com/office/word/2015/wordml/symex" xmlns:w16du="http://schemas.microsoft.com/office/word/2023/wordml/word16du" xmlns:wne="http://schemas.microsoft.com/office/word/2006/wordml" mc:Ignorable="w14 w15 w16se w16cid w16 w16cex w16sdtdh w16sdtfl w16du wp14">
   <w:p>
     <w:pPr>
       <w:pStyle w:val="af1"/>
@@ -123,7 +174,7 @@
 </file>
 
 <file path=word/footer2.xml><?xml version="1.0" encoding="utf-8"?>
-<w:ftr xmlns:wpc="http://schemas.microsoft.com/office/word/2010/wordprocessingCanvas" xmlns:cx="http://schemas.microsoft.com/office/drawing/2014/chartex" xmlns:cx1="http://schemas.microsoft.com/office/drawing/2015/9/8/chartex" xmlns:cx2="http://schemas.microsoft.com/office/drawing/2015/10/21/chartex" xmlns:cx3="http://schemas.microsoft.com/office/drawing/2016/5/9/chartex" xmlns:cx4="http://schemas.microsoft.com/office/drawing/2016/5/10/chartex" xmlns:cx5="http://schemas.microsoft.com/office/drawing/2016/5/11/chartex" xmlns:cx6="http://schemas.microsoft.com/office/drawing/2016/5/12/chartex" xmlns:cx7="http://schemas.microsoft.com/office/drawing/2016/5/13/chartex" xmlns:cx8="http://schemas.microsoft.com/office/drawing/2016/5/14/chartex" xmlns:mc="http://schemas.openxmlformats.org/markup-compatibility/2006" xmlns:aink="http://schemas.microsoft.com/office/drawing/2016/ink" xmlns:am3d="http://schemas.microsoft.com/office/drawing/2017/model3d" xmlns:o="urn:schemas-microsoft-com:office:office" xmlns:oel="http://schemas.microsoft.com/office/2019/extlst" xmlns:r="http://schemas.openxmlformats.org/officeDocument/2006/relationships" xmlns:m="http://schemas.openxmlformats.org/officeDocument/2006/math" xmlns:v="urn:schemas-microsoft-com:vml" xmlns:wp14="http://schemas.microsoft.com/office/word/2010/wordprocessingDrawing" xmlns:wp="http://schemas.openxmlformats.org/drawingml/2006/wordprocessingDrawing" xmlns:w10="urn:schemas-microsoft-com:office:word" xmlns:w="http://schemas.openxmlformats.org/wordprocessingml/2006/main" xmlns:w14="http://schemas.microsoft.com/office/word/2010/wordml" xmlns:w15="http://schemas.microsoft.com/office/word/2012/wordml" xmlns:w16cex="http://schemas.microsoft.com/office/word/2018/wordml/cex" xmlns:w16cid="http://schemas.microsoft.com/office/word/2016/wordml/cid" xmlns:w16="http://schemas.microsoft.com/office/word/2018/wordml" xmlns:w16du="http://schemas.microsoft.com/office/word/2023/wordml/word16du" xmlns:w16sdtdh="http://schemas.microsoft.com/office/word/2020/wordml/sdtdatahash" xmlns:w16sdtfl="http://schemas.microsoft.com/office/word/2024/wordml/sdtformatlock" xmlns:w16se="http://schemas.microsoft.com/office/word/2015/wordml/symex" xmlns:wpg="http://schemas.microsoft.com/office/word/2010/wordprocessingGroup" xmlns:wpi="http://schemas.microsoft.com/office/word/2010/wordprocessingInk" xmlns:wne="http://schemas.microsoft.com/office/word/2006/wordml" xmlns:wps="http://schemas.microsoft.com/office/word/2010/wordprocessingShape" mc:Ignorable="w14 w15 w16se w16cid w16 w16cex w16sdtdh w16sdtfl w16du wp14">
+<w:ftr xmlns:wpc="http://schemas.microsoft.com/office/word/2010/wordprocessingCanvas" xmlns:cx="http://schemas.microsoft.com/office/drawing/2014/chartex" xmlns:cx1="http://schemas.microsoft.com/office/drawing/2015/9/8/chartex" xmlns:cx2="http://schemas.microsoft.com/office/drawing/2015/10/21/chartex" xmlns:cx3="http://schemas.microsoft.com/office/drawing/2016/5/9/chartex" xmlns:cx4="http://schemas.microsoft.com/office/drawing/2016/5/10/chartex" xmlns:cx5="http://schemas.microsoft.com/office/drawing/2016/5/11/chartex" xmlns:cx6="http://schemas.microsoft.com/office/drawing/2016/5/12/chartex" xmlns:cx7="http://schemas.microsoft.com/office/drawing/2016/5/13/chartex" xmlns:cx8="http://schemas.microsoft.com/office/drawing/2016/5/14/chartex" xmlns:mc="http://schemas.openxmlformats.org/markup-compatibility/2006" xmlns:m="http://schemas.openxmlformats.org/officeDocument/2006/math" xmlns:aink="http://schemas.microsoft.com/office/drawing/2016/ink" xmlns:am3d="http://schemas.microsoft.com/office/drawing/2017/model3d" xmlns:oel="http://schemas.microsoft.com/office/2019/extlst" xmlns:r="http://schemas.openxmlformats.org/officeDocument/2006/relationships" xmlns:wp14="http://schemas.microsoft.com/office/word/2010/wordprocessingDrawing" xmlns:wp="http://schemas.openxmlformats.org/drawingml/2006/wordprocessingDrawing" xmlns:wpg="http://schemas.microsoft.com/office/word/2010/wordprocessingGroup" xmlns:wpi="http://schemas.microsoft.com/office/word/2010/wordprocessingInk" xmlns:wps="http://schemas.microsoft.com/office/word/2010/wordprocessingShape" xmlns:o="urn:schemas-microsoft-com:office:office" xmlns:v="urn:schemas-microsoft-com:vml" xmlns:w10="urn:schemas-microsoft-com:office:word" xmlns:w="http://schemas.openxmlformats.org/wordprocessingml/2006/main" xmlns:w14="http://schemas.microsoft.com/office/word/2010/wordml" xmlns:w15="http://schemas.microsoft.com/office/word/2012/wordml" xmlns:w16cex="http://schemas.microsoft.com/office/word/2018/wordml/cex" xmlns:w16cid="http://schemas.microsoft.com/office/word/2016/wordml/cid" xmlns:w16="http://schemas.microsoft.com/office/word/2018/wordml" xmlns:w16sdtdh="http://schemas.microsoft.com/office/word/2020/wordml/sdtdatahash" xmlns:w16sdtfl="http://schemas.microsoft.com/office/word/2024/wordml/sdtformatlock" xmlns:w16se="http://schemas.microsoft.com/office/word/2015/wordml/symex" xmlns:w16du="http://schemas.microsoft.com/office/word/2023/wordml/word16du" xmlns:wne="http://schemas.microsoft.com/office/word/2006/wordml" mc:Ignorable="w14 w15 w16se w16cid w16 w16cex w16sdtdh w16sdtfl w16du wp14">
   <w:p>
     <w:pPr>
       <w:pStyle w:val="af1"/>
@@ -133,7 +184,7 @@
 </file>
 
 <file path=word/footer3.xml><?xml version="1.0" encoding="utf-8"?>
-<w:ftr xmlns:wpc="http://schemas.microsoft.com/office/word/2010/wordprocessingCanvas" xmlns:cx="http://schemas.microsoft.com/office/drawing/2014/chartex" xmlns:cx1="http://schemas.microsoft.com/office/drawing/2015/9/8/chartex" xmlns:cx2="http://schemas.microsoft.com/office/drawing/2015/10/21/chartex" xmlns:cx3="http://schemas.microsoft.com/office/drawing/2016/5/9/chartex" xmlns:cx4="http://schemas.microsoft.com/office/drawing/2016/5/10/chartex" xmlns:cx5="http://schemas.microsoft.com/office/drawing/2016/5/11/chartex" xmlns:cx6="http://schemas.microsoft.com/office/drawing/2016/5/12/chartex" xmlns:cx7="http://schemas.microsoft.com/office/drawing/2016/5/13/chartex" xmlns:cx8="http://schemas.microsoft.com/office/drawing/2016/5/14/chartex" xmlns:mc="http://schemas.openxmlformats.org/markup-compatibility/2006" xmlns:aink="http://schemas.microsoft.com/office/drawing/2016/ink" xmlns:am3d="http://schemas.microsoft.com/office/drawing/2017/model3d" xmlns:o="urn:schemas-microsoft-com:office:office" xmlns:oel="http://schemas.microsoft.com/office/2019/extlst" xmlns:r="http://schemas.openxmlformats.org/officeDocument/2006/relationships" xmlns:m="http://schemas.openxmlformats.org/officeDocument/2006/math" xmlns:v="urn:schemas-microsoft-com:vml" xmlns:wp14="http://schemas.microsoft.com/office/word/2010/wordprocessingDrawing" xmlns:wp="http://schemas.openxmlformats.org/drawingml/2006/wordprocessingDrawing" xmlns:w10="urn:schemas-microsoft-com:office:word" xmlns:w="http://schemas.openxmlformats.org/wordprocessingml/2006/main" xmlns:w14="http://schemas.microsoft.com/office/word/2010/wordml" xmlns:w15="http://schemas.microsoft.com/office/word/2012/wordml" xmlns:w16cex="http://schemas.microsoft.com/office/word/2018/wordml/cex" xmlns:w16cid="http://schemas.microsoft.com/office/word/2016/wordml/cid" xmlns:w16="http://schemas.microsoft.com/office/word/2018/wordml" xmlns:w16du="http://schemas.microsoft.com/office/word/2023/wordml/word16du" xmlns:w16sdtdh="http://schemas.microsoft.com/office/word/2020/wordml/sdtdatahash" xmlns:w16sdtfl="http://schemas.microsoft.com/office/word/2024/wordml/sdtformatlock" xmlns:w16se="http://schemas.microsoft.com/office/word/2015/wordml/symex" xmlns:wpg="http://schemas.microsoft.com/office/word/2010/wordprocessingGroup" xmlns:wpi="http://schemas.microsoft.com/office/word/2010/wordprocessingInk" xmlns:wne="http://schemas.microsoft.com/office/word/2006/wordml" xmlns:wps="http://schemas.microsoft.com/office/word/2010/wordprocessingShape" mc:Ignorable="w14 w15 w16se w16cid w16 w16cex w16sdtdh w16sdtfl w16du wp14">
+<w:ftr xmlns:wpc="http://schemas.microsoft.com/office/word/2010/wordprocessingCanvas" xmlns:cx="http://schemas.microsoft.com/office/drawing/2014/chartex" xmlns:cx1="http://schemas.microsoft.com/office/drawing/2015/9/8/chartex" xmlns:cx2="http://schemas.microsoft.com/office/drawing/2015/10/21/chartex" xmlns:cx3="http://schemas.microsoft.com/office/drawing/2016/5/9/chartex" xmlns:cx4="http://schemas.microsoft.com/office/drawing/2016/5/10/chartex" xmlns:cx5="http://schemas.microsoft.com/office/drawing/2016/5/11/chartex" xmlns:cx6="http://schemas.microsoft.com/office/drawing/2016/5/12/chartex" xmlns:cx7="http://schemas.microsoft.com/office/drawing/2016/5/13/chartex" xmlns:cx8="http://schemas.microsoft.com/office/drawing/2016/5/14/chartex" xmlns:mc="http://schemas.openxmlformats.org/markup-compatibility/2006" xmlns:m="http://schemas.openxmlformats.org/officeDocument/2006/math" xmlns:aink="http://schemas.microsoft.com/office/drawing/2016/ink" xmlns:am3d="http://schemas.microsoft.com/office/drawing/2017/model3d" xmlns:oel="http://schemas.microsoft.com/office/2019/extlst" xmlns:r="http://schemas.openxmlformats.org/officeDocument/2006/relationships" xmlns:wp14="http://schemas.microsoft.com/office/word/2010/wordprocessingDrawing" xmlns:wp="http://schemas.openxmlformats.org/drawingml/2006/wordprocessingDrawing" xmlns:wpg="http://schemas.microsoft.com/office/word/2010/wordprocessingGroup" xmlns:wpi="http://schemas.microsoft.com/office/word/2010/wordprocessingInk" xmlns:wps="http://schemas.microsoft.com/office/word/2010/wordprocessingShape" xmlns:o="urn:schemas-microsoft-com:office:office" xmlns:v="urn:schemas-microsoft-com:vml" xmlns:w10="urn:schemas-microsoft-com:office:word" xmlns:w="http://schemas.openxmlformats.org/wordprocessingml/2006/main" xmlns:w14="http://schemas.microsoft.com/office/word/2010/wordml" xmlns:w15="http://schemas.microsoft.com/office/word/2012/wordml" xmlns:w16cex="http://schemas.microsoft.com/office/word/2018/wordml/cex" xmlns:w16cid="http://schemas.microsoft.com/office/word/2016/wordml/cid" xmlns:w16="http://schemas.microsoft.com/office/word/2018/wordml" xmlns:w16sdtdh="http://schemas.microsoft.com/office/word/2020/wordml/sdtdatahash" xmlns:w16sdtfl="http://schemas.microsoft.com/office/word/2024/wordml/sdtformatlock" xmlns:w16se="http://schemas.microsoft.com/office/word/2015/wordml/symex" xmlns:w16du="http://schemas.microsoft.com/office/word/2023/wordml/word16du" xmlns:wne="http://schemas.microsoft.com/office/word/2006/wordml" mc:Ignorable="w14 w15 w16se w16cid w16 w16cex w16sdtdh w16sdtfl w16du wp14">
   <w:p>
     <w:pPr>
       <w:pStyle w:val="af1"/>
@@ -143,7 +194,7 @@
 </file>
 
 <file path=word/footnotes.xml><?xml version="1.0" encoding="utf-8"?>
-<w:footnotes xmlns:wpc="http://schemas.microsoft.com/office/word/2010/wordprocessingCanvas" xmlns:cx="http://schemas.microsoft.com/office/drawing/2014/chartex" xmlns:cx1="http://schemas.microsoft.com/office/drawing/2015/9/8/chartex" xmlns:cx2="http://schemas.microsoft.com/office/drawing/2015/10/21/chartex" xmlns:cx3="http://schemas.microsoft.com/office/drawing/2016/5/9/chartex" xmlns:cx4="http://schemas.microsoft.com/office/drawing/2016/5/10/chartex" xmlns:cx5="http://schemas.microsoft.com/office/drawing/2016/5/11/chartex" xmlns:cx6="http://schemas.microsoft.com/office/drawing/2016/5/12/chartex" xmlns:cx7="http://schemas.microsoft.com/office/drawing/2016/5/13/chartex" xmlns:cx8="http://schemas.microsoft.com/office/drawing/2016/5/14/chartex" xmlns:mc="http://schemas.openxmlformats.org/markup-compatibility/2006" xmlns:aink="http://schemas.microsoft.com/office/drawing/2016/ink" xmlns:am3d="http://schemas.microsoft.com/office/drawing/2017/model3d" xmlns:o="urn:schemas-microsoft-com:office:office" xmlns:oel="http://schemas.microsoft.com/office/2019/extlst" xmlns:r="http://schemas.openxmlformats.org/officeDocument/2006/relationships" xmlns:m="http://schemas.openxmlformats.org/officeDocument/2006/math" xmlns:v="urn:schemas-microsoft-com:vml" xmlns:wp14="http://schemas.microsoft.com/office/word/2010/wordprocessingDrawing" xmlns:wp="http://schemas.openxmlformats.org/drawingml/2006/wordprocessingDrawing" xmlns:w10="urn:schemas-microsoft-com:office:word" xmlns:w="http://schemas.openxmlformats.org/wordprocessingml/2006/main" xmlns:w14="http://schemas.microsoft.com/office/word/2010/wordml" xmlns:w15="http://schemas.microsoft.com/office/word/2012/wordml" xmlns:w16cex="http://schemas.microsoft.com/office/word/2018/wordml/cex" xmlns:w16cid="http://schemas.microsoft.com/office/word/2016/wordml/cid" xmlns:w16="http://schemas.microsoft.com/office/word/2018/wordml" xmlns:w16du="http://schemas.microsoft.com/office/word/2023/wordml/word16du" xmlns:w16sdtdh="http://schemas.microsoft.com/office/word/2020/wordml/sdtdatahash" xmlns:w16sdtfl="http://schemas.microsoft.com/office/word/2024/wordml/sdtformatlock" xmlns:w16se="http://schemas.microsoft.com/office/word/2015/wordml/symex" xmlns:wpg="http://schemas.microsoft.com/office/word/2010/wordprocessingGroup" xmlns:wpi="http://schemas.microsoft.com/office/word/2010/wordprocessingInk" xmlns:wne="http://schemas.microsoft.com/office/word/2006/wordml" xmlns:wps="http://schemas.microsoft.com/office/word/2010/wordprocessingShape" mc:Ignorable="w14 w15 w16se w16cid w16 w16cex w16sdtdh w16sdtfl w16du wp14">
+<w:footnotes xmlns:wpc="http://schemas.microsoft.com/office/word/2010/wordprocessingCanvas" xmlns:cx="http://schemas.microsoft.com/office/drawing/2014/chartex" xmlns:cx1="http://schemas.microsoft.com/office/drawing/2015/9/8/chartex" xmlns:cx2="http://schemas.microsoft.com/office/drawing/2015/10/21/chartex" xmlns:cx3="http://schemas.microsoft.com/office/drawing/2016/5/9/chartex" xmlns:cx4="http://schemas.microsoft.com/office/drawing/2016/5/10/chartex" xmlns:cx5="http://schemas.microsoft.com/office/drawing/2016/5/11/chartex" xmlns:cx6="http://schemas.microsoft.com/office/drawing/2016/5/12/chartex" xmlns:cx7="http://schemas.microsoft.com/office/drawing/2016/5/13/chartex" xmlns:cx8="http://schemas.microsoft.com/office/drawing/2016/5/14/chartex" xmlns:mc="http://schemas.openxmlformats.org/markup-compatibility/2006" xmlns:m="http://schemas.openxmlformats.org/officeDocument/2006/math" xmlns:aink="http://schemas.microsoft.com/office/drawing/2016/ink" xmlns:am3d="http://schemas.microsoft.com/office/drawing/2017/model3d" xmlns:oel="http://schemas.microsoft.com/office/2019/extlst" xmlns:r="http://schemas.openxmlformats.org/officeDocument/2006/relationships" xmlns:wp14="http://schemas.microsoft.com/office/word/2010/wordprocessingDrawing" xmlns:wp="http://schemas.openxmlformats.org/drawingml/2006/wordprocessingDrawing" xmlns:wpg="http://schemas.microsoft.com/office/word/2010/wordprocessingGroup" xmlns:wpi="http://schemas.microsoft.com/office/word/2010/wordprocessingInk" xmlns:wps="http://schemas.microsoft.com/office/word/2010/wordprocessingShape" xmlns:o="urn:schemas-microsoft-com:office:office" xmlns:v="urn:schemas-microsoft-com:vml" xmlns:w10="urn:schemas-microsoft-com:office:word" xmlns:w="http://schemas.openxmlformats.org/wordprocessingml/2006/main" xmlns:w14="http://schemas.microsoft.com/office/word/2010/wordml" xmlns:w15="http://schemas.microsoft.com/office/word/2012/wordml" xmlns:w16cex="http://schemas.microsoft.com/office/word/2018/wordml/cex" xmlns:w16cid="http://schemas.microsoft.com/office/word/2016/wordml/cid" xmlns:w16="http://schemas.microsoft.com/office/word/2018/wordml" xmlns:w16sdtdh="http://schemas.microsoft.com/office/word/2020/wordml/sdtdatahash" xmlns:w16sdtfl="http://schemas.microsoft.com/office/word/2024/wordml/sdtformatlock" xmlns:w16se="http://schemas.microsoft.com/office/word/2015/wordml/symex" xmlns:w16du="http://schemas.microsoft.com/office/word/2023/wordml/word16du" xmlns:wne="http://schemas.microsoft.com/office/word/2006/wordml" mc:Ignorable="w14 w15 w16se w16cid w16 w16cex w16sdtdh w16sdtfl w16du wp14">
   <w:footnote w:type="separator" w:id="-1">
     <w:p>
       <w:r>
@@ -162,7 +213,7 @@
 </file>
 
 <file path=word/header1.xml><?xml version="1.0" encoding="utf-8"?>
-<w:hdr xmlns:wpc="http://schemas.microsoft.com/office/word/2010/wordprocessingCanvas" xmlns:cx="http://schemas.microsoft.com/office/drawing/2014/chartex" xmlns:cx1="http://schemas.microsoft.com/office/drawing/2015/9/8/chartex" xmlns:cx2="http://schemas.microsoft.com/office/drawing/2015/10/21/chartex" xmlns:cx3="http://schemas.microsoft.com/office/drawing/2016/5/9/chartex" xmlns:cx4="http://schemas.microsoft.com/office/drawing/2016/5/10/chartex" xmlns:cx5="http://schemas.microsoft.com/office/drawing/2016/5/11/chartex" xmlns:cx6="http://schemas.microsoft.com/office/drawing/2016/5/12/chartex" xmlns:cx7="http://schemas.microsoft.com/office/drawing/2016/5/13/chartex" xmlns:cx8="http://schemas.microsoft.com/office/drawing/2016/5/14/chartex" xmlns:mc="http://schemas.openxmlformats.org/markup-compatibility/2006" xmlns:aink="http://schemas.microsoft.com/office/drawing/2016/ink" xmlns:am3d="http://schemas.microsoft.com/office/drawing/2017/model3d" xmlns:o="urn:schemas-microsoft-com:office:office" xmlns:oel="http://schemas.microsoft.com/office/2019/extlst" xmlns:r="http://schemas.openxmlformats.org/officeDocument/2006/relationships" xmlns:m="http://schemas.openxmlformats.org/officeDocument/2006/math" xmlns:v="urn:schemas-microsoft-com:vml" xmlns:wp14="http://schemas.microsoft.com/office/word/2010/wordprocessingDrawing" xmlns:wp="http://schemas.openxmlformats.org/drawingml/2006/wordprocessingDrawing" xmlns:w10="urn:schemas-microsoft-com:office:word" xmlns:w="http://schemas.openxmlformats.org/wordprocessingml/2006/main" xmlns:w14="http://schemas.microsoft.com/office/word/2010/wordml" xmlns:w15="http://schemas.microsoft.com/office/word/2012/wordml" xmlns:w16cex="http://schemas.microsoft.com/office/word/2018/wordml/cex" xmlns:w16cid="http://schemas.microsoft.com/office/word/2016/wordml/cid" xmlns:w16="http://schemas.microsoft.com/office/word/2018/wordml" xmlns:w16du="http://schemas.microsoft.com/office/word/2023/wordml/word16du" xmlns:w16sdtdh="http://schemas.microsoft.com/office/word/2020/wordml/sdtdatahash" xmlns:w16sdtfl="http://schemas.microsoft.com/office/word/2024/wordml/sdtformatlock" xmlns:w16se="http://schemas.microsoft.com/office/word/2015/wordml/symex" xmlns:wpg="http://schemas.microsoft.com/office/word/2010/wordprocessingGroup" xmlns:wpi="http://schemas.microsoft.com/office/word/2010/wordprocessingInk" xmlns:wne="http://schemas.microsoft.com/office/word/2006/wordml" xmlns:wps="http://schemas.microsoft.com/office/word/2010/wordprocessingShape" mc:Ignorable="w14 w15 w16se w16cid w16 w16cex w16sdtdh w16sdtfl w16du wp14">
+<w:hdr xmlns:wpc="http://schemas.microsoft.com/office/word/2010/wordprocessingCanvas" xmlns:cx="http://schemas.microsoft.com/office/drawing/2014/chartex" xmlns:cx1="http://schemas.microsoft.com/office/drawing/2015/9/8/chartex" xmlns:cx2="http://schemas.microsoft.com/office/drawing/2015/10/21/chartex" xmlns:cx3="http://schemas.microsoft.com/office/drawing/2016/5/9/chartex" xmlns:cx4="http://schemas.microsoft.com/office/drawing/2016/5/10/chartex" xmlns:cx5="http://schemas.microsoft.com/office/drawing/2016/5/11/chartex" xmlns:cx6="http://schemas.microsoft.com/office/drawing/2016/5/12/chartex" xmlns:cx7="http://schemas.microsoft.com/office/drawing/2016/5/13/chartex" xmlns:cx8="http://schemas.microsoft.com/office/drawing/2016/5/14/chartex" xmlns:mc="http://schemas.openxmlformats.org/markup-compatibility/2006" xmlns:m="http://schemas.openxmlformats.org/officeDocument/2006/math" xmlns:aink="http://schemas.microsoft.com/office/drawing/2016/ink" xmlns:am3d="http://schemas.microsoft.com/office/drawing/2017/model3d" xmlns:oel="http://schemas.microsoft.com/office/2019/extlst" xmlns:r="http://schemas.openxmlformats.org/officeDocument/2006/relationships" xmlns:wp14="http://schemas.microsoft.com/office/word/2010/wordprocessingDrawing" xmlns:wp="http://schemas.openxmlformats.org/drawingml/2006/wordprocessingDrawing" xmlns:wpg="http://schemas.microsoft.com/office/word/2010/wordprocessingGroup" xmlns:wpi="http://schemas.microsoft.com/office/word/2010/wordprocessingInk" xmlns:wps="http://schemas.microsoft.com/office/word/2010/wordprocessingShape" xmlns:o="urn:schemas-microsoft-com:office:office" xmlns:v="urn:schemas-microsoft-com:vml" xmlns:w10="urn:schemas-microsoft-com:office:word" xmlns:w="http://schemas.openxmlformats.org/wordprocessingml/2006/main" xmlns:w14="http://schemas.microsoft.com/office/word/2010/wordml" xmlns:w15="http://schemas.microsoft.com/office/word/2012/wordml" xmlns:w16cex="http://schemas.microsoft.com/office/word/2018/wordml/cex" xmlns:w16cid="http://schemas.microsoft.com/office/word/2016/wordml/cid" xmlns:w16="http://schemas.microsoft.com/office/word/2018/wordml" xmlns:w16sdtdh="http://schemas.microsoft.com/office/word/2020/wordml/sdtdatahash" xmlns:w16sdtfl="http://schemas.microsoft.com/office/word/2024/wordml/sdtformatlock" xmlns:w16se="http://schemas.microsoft.com/office/word/2015/wordml/symex" xmlns:w16du="http://schemas.microsoft.com/office/word/2023/wordml/word16du" xmlns:wne="http://schemas.microsoft.com/office/word/2006/wordml" mc:Ignorable="w14 w15 w16se w16cid w16 w16cex w16sdtdh w16sdtfl w16du wp14">
   <w:p>
     <w:pPr>
       <w:pStyle w:val="af"/>
@@ -172,7 +223,7 @@
 </file>
 
 <file path=word/header2.xml><?xml version="1.0" encoding="utf-8"?>
-<w:hdr xmlns:wpc="http://schemas.microsoft.com/office/word/2010/wordprocessingCanvas" xmlns:cx="http://schemas.microsoft.com/office/drawing/2014/chartex" xmlns:cx1="http://schemas.microsoft.com/office/drawing/2015/9/8/chartex" xmlns:cx2="http://schemas.microsoft.com/office/drawing/2015/10/21/chartex" xmlns:cx3="http://schemas.microsoft.com/office/drawing/2016/5/9/chartex" xmlns:cx4="http://schemas.microsoft.com/office/drawing/2016/5/10/chartex" xmlns:cx5="http://schemas.microsoft.com/office/drawing/2016/5/11/chartex" xmlns:cx6="http://schemas.microsoft.com/office/drawing/2016/5/12/chartex" xmlns:cx7="http://schemas.microsoft.com/office/drawing/2016/5/13/chartex" xmlns:cx8="http://schemas.microsoft.com/office/drawing/2016/5/14/chartex" xmlns:mc="http://schemas.openxmlformats.org/markup-compatibility/2006" xmlns:aink="http://schemas.microsoft.com/office/drawing/2016/ink" xmlns:am3d="http://schemas.microsoft.com/office/drawing/2017/model3d" xmlns:o="urn:schemas-microsoft-com:office:office" xmlns:oel="http://schemas.microsoft.com/office/2019/extlst" xmlns:r="http://schemas.openxmlformats.org/officeDocument/2006/relationships" xmlns:m="http://schemas.openxmlformats.org/officeDocument/2006/math" xmlns:v="urn:schemas-microsoft-com:vml" xmlns:wp14="http://schemas.microsoft.com/office/word/2010/wordprocessingDrawing" xmlns:wp="http://schemas.openxmlformats.org/drawingml/2006/wordprocessingDrawing" xmlns:w10="urn:schemas-microsoft-com:office:word" xmlns:w="http://schemas.openxmlformats.org/wordprocessingml/2006/main" xmlns:w14="http://schemas.microsoft.com/office/word/2010/wordml" xmlns:w15="http://schemas.microsoft.com/office/word/2012/wordml" xmlns:w16cex="http://schemas.microsoft.com/office/word/2018/wordml/cex" xmlns:w16cid="http://schemas.microsoft.com/office/word/2016/wordml/cid" xmlns:w16="http://schemas.microsoft.com/office/word/2018/wordml" xmlns:w16du="http://schemas.microsoft.com/office/word/2023/wordml/word16du" xmlns:w16sdtdh="http://schemas.microsoft.com/office/word/2020/wordml/sdtdatahash" xmlns:w16sdtfl="http://schemas.microsoft.com/office/word/2024/wordml/sdtformatlock" xmlns:w16se="http://schemas.microsoft.com/office/word/2015/wordml/symex" xmlns:wpg="http://schemas.microsoft.com/office/word/2010/wordprocessingGroup" xmlns:wpi="http://schemas.microsoft.com/office/word/2010/wordprocessingInk" xmlns:wne="http://schemas.microsoft.com/office/word/2006/wordml" xmlns:wps="http://schemas.microsoft.com/office/word/2010/wordprocessingShape" mc:Ignorable="w14 w15 w16se w16cid w16 w16cex w16sdtdh w16sdtfl w16du wp14">
+<w:hdr xmlns:wpc="http://schemas.microsoft.com/office/word/2010/wordprocessingCanvas" xmlns:cx="http://schemas.microsoft.com/office/drawing/2014/chartex" xmlns:cx1="http://schemas.microsoft.com/office/drawing/2015/9/8/chartex" xmlns:cx2="http://schemas.microsoft.com/office/drawing/2015/10/21/chartex" xmlns:cx3="http://schemas.microsoft.com/office/drawing/2016/5/9/chartex" xmlns:cx4="http://schemas.microsoft.com/office/drawing/2016/5/10/chartex" xmlns:cx5="http://schemas.microsoft.com/office/drawing/2016/5/11/chartex" xmlns:cx6="http://schemas.microsoft.com/office/drawing/2016/5/12/chartex" xmlns:cx7="http://schemas.microsoft.com/office/drawing/2016/5/13/chartex" xmlns:cx8="http://schemas.microsoft.com/office/drawing/2016/5/14/chartex" xmlns:mc="http://schemas.openxmlformats.org/markup-compatibility/2006" xmlns:m="http://schemas.openxmlformats.org/officeDocument/2006/math" xmlns:aink="http://schemas.microsoft.com/office/drawing/2016/ink" xmlns:am3d="http://schemas.microsoft.com/office/drawing/2017/model3d" xmlns:oel="http://schemas.microsoft.com/office/2019/extlst" xmlns:r="http://schemas.openxmlformats.org/officeDocument/2006/relationships" xmlns:wp14="http://schemas.microsoft.com/office/word/2010/wordprocessingDrawing" xmlns:wp="http://schemas.openxmlformats.org/drawingml/2006/wordprocessingDrawing" xmlns:wpg="http://schemas.microsoft.com/office/word/2010/wordprocessingGroup" xmlns:wpi="http://schemas.microsoft.com/office/word/2010/wordprocessingInk" xmlns:wps="http://schemas.microsoft.com/office/word/2010/wordprocessingShape" xmlns:o="urn:schemas-microsoft-com:office:office" xmlns:v="urn:schemas-microsoft-com:vml" xmlns:w10="urn:schemas-microsoft-com:office:word" xmlns:w="http://schemas.openxmlformats.org/wordprocessingml/2006/main" xmlns:w14="http://schemas.microsoft.com/office/word/2010/wordml" xmlns:w15="http://schemas.microsoft.com/office/word/2012/wordml" xmlns:w16cex="http://schemas.microsoft.com/office/word/2018/wordml/cex" xmlns:w16cid="http://schemas.microsoft.com/office/word/2016/wordml/cid" xmlns:w16="http://schemas.microsoft.com/office/word/2018/wordml" xmlns:w16sdtdh="http://schemas.microsoft.com/office/word/2020/wordml/sdtdatahash" xmlns:w16sdtfl="http://schemas.microsoft.com/office/word/2024/wordml/sdtformatlock" xmlns:w16se="http://schemas.microsoft.com/office/word/2015/wordml/symex" xmlns:w16du="http://schemas.microsoft.com/office/word/2023/wordml/word16du" xmlns:wne="http://schemas.microsoft.com/office/word/2006/wordml" mc:Ignorable="w14 w15 w16se w16cid w16 w16cex w16sdtdh w16sdtfl w16du wp14">
   <w:p>
     <w:pPr>
       <w:pStyle w:val="af"/>
@@ -182,7 +233,7 @@
 </file>
 
 <file path=word/header3.xml><?xml version="1.0" encoding="utf-8"?>
-<w:hdr xmlns:wpc="http://schemas.microsoft.com/office/word/2010/wordprocessingCanvas" xmlns:cx="http://schemas.microsoft.com/office/drawing/2014/chartex" xmlns:cx1="http://schemas.microsoft.com/office/drawing/2015/9/8/chartex" xmlns:cx2="http://schemas.microsoft.com/office/drawing/2015/10/21/chartex" xmlns:cx3="http://schemas.microsoft.com/office/drawing/2016/5/9/chartex" xmlns:cx4="http://schemas.microsoft.com/office/drawing/2016/5/10/chartex" xmlns:cx5="http://schemas.microsoft.com/office/drawing/2016/5/11/chartex" xmlns:cx6="http://schemas.microsoft.com/office/drawing/2016/5/12/chartex" xmlns:cx7="http://schemas.microsoft.com/office/drawing/2016/5/13/chartex" xmlns:cx8="http://schemas.microsoft.com/office/drawing/2016/5/14/chartex" xmlns:mc="http://schemas.openxmlformats.org/markup-compatibility/2006" xmlns:aink="http://schemas.microsoft.com/office/drawing/2016/ink" xmlns:am3d="http://schemas.microsoft.com/office/drawing/2017/model3d" xmlns:o="urn:schemas-microsoft-com:office:office" xmlns:oel="http://schemas.microsoft.com/office/2019/extlst" xmlns:r="http://schemas.openxmlformats.org/officeDocument/2006/relationships" xmlns:m="http://schemas.openxmlformats.org/officeDocument/2006/math" xmlns:v="urn:schemas-microsoft-com:vml" xmlns:wp14="http://schemas.microsoft.com/office/word/2010/wordprocessingDrawing" xmlns:wp="http://schemas.openxmlformats.org/drawingml/2006/wordprocessingDrawing" xmlns:w10="urn:schemas-microsoft-com:office:word" xmlns:w="http://schemas.openxmlformats.org/wordprocessingml/2006/main" xmlns:w14="http://schemas.microsoft.com/office/word/2010/wordml" xmlns:w15="http://schemas.microsoft.com/office/word/2012/wordml" xmlns:w16cex="http://schemas.microsoft.com/office/word/2018/wordml/cex" xmlns:w16cid="http://schemas.microsoft.com/office/word/2016/wordml/cid" xmlns:w16="http://schemas.microsoft.com/office/word/2018/wordml" xmlns:w16du="http://schemas.microsoft.com/office/word/2023/wordml/word16du" xmlns:w16sdtdh="http://schemas.microsoft.com/office/word/2020/wordml/sdtdatahash" xmlns:w16sdtfl="http://schemas.microsoft.com/office/word/2024/wordml/sdtformatlock" xmlns:w16se="http://schemas.microsoft.com/office/word/2015/wordml/symex" xmlns:wpg="http://schemas.microsoft.com/office/word/2010/wordprocessingGroup" xmlns:wpi="http://schemas.microsoft.com/office/word/2010/wordprocessingInk" xmlns:wne="http://schemas.microsoft.com/office/word/2006/wordml" xmlns:wps="http://schemas.microsoft.com/office/word/2010/wordprocessingShape" mc:Ignorable="w14 w15 w16se w16cid w16 w16cex w16sdtdh w16sdtfl w16du wp14">
+<w:hdr xmlns:wpc="http://schemas.microsoft.com/office/word/2010/wordprocessingCanvas" xmlns:cx="http://schemas.microsoft.com/office/drawing/2014/chartex" xmlns:cx1="http://schemas.microsoft.com/office/drawing/2015/9/8/chartex" xmlns:cx2="http://schemas.microsoft.com/office/drawing/2015/10/21/chartex" xmlns:cx3="http://schemas.microsoft.com/office/drawing/2016/5/9/chartex" xmlns:cx4="http://schemas.microsoft.com/office/drawing/2016/5/10/chartex" xmlns:cx5="http://schemas.microsoft.com/office/drawing/2016/5/11/chartex" xmlns:cx6="http://schemas.microsoft.com/office/drawing/2016/5/12/chartex" xmlns:cx7="http://schemas.microsoft.com/office/drawing/2016/5/13/chartex" xmlns:cx8="http://schemas.microsoft.com/office/drawing/2016/5/14/chartex" xmlns:mc="http://schemas.openxmlformats.org/markup-compatibility/2006" xmlns:m="http://schemas.openxmlformats.org/officeDocument/2006/math" xmlns:aink="http://schemas.microsoft.com/office/drawing/2016/ink" xmlns:am3d="http://schemas.microsoft.com/office/drawing/2017/model3d" xmlns:oel="http://schemas.microsoft.com/office/2019/extlst" xmlns:r="http://schemas.openxmlformats.org/officeDocument/2006/relationships" xmlns:wp14="http://schemas.microsoft.com/office/word/2010/wordprocessingDrawing" xmlns:wp="http://schemas.openxmlformats.org/drawingml/2006/wordprocessingDrawing" xmlns:wpg="http://schemas.microsoft.com/office/word/2010/wordprocessingGroup" xmlns:wpi="http://schemas.microsoft.com/office/word/2010/wordprocessingInk" xmlns:wps="http://schemas.microsoft.com/office/word/2010/wordprocessingShape" xmlns:o="urn:schemas-microsoft-com:office:office" xmlns:v="urn:schemas-microsoft-com:vml" xmlns:w10="urn:schemas-microsoft-com:office:word" xmlns:w="http://schemas.openxmlformats.org/wordprocessingml/2006/main" xmlns:w14="http://schemas.microsoft.com/office/word/2010/wordml" xmlns:w15="http://schemas.microsoft.com/office/word/2012/wordml" xmlns:w16cex="http://schemas.microsoft.com/office/word/2018/wordml/cex" xmlns:w16cid="http://schemas.microsoft.com/office/word/2016/wordml/cid" xmlns:w16="http://schemas.microsoft.com/office/word/2018/wordml" xmlns:w16sdtdh="http://schemas.microsoft.com/office/word/2020/wordml/sdtdatahash" xmlns:w16sdtfl="http://schemas.microsoft.com/office/word/2024/wordml/sdtformatlock" xmlns:w16se="http://schemas.microsoft.com/office/word/2015/wordml/symex" xmlns:w16du="http://schemas.microsoft.com/office/word/2023/wordml/word16du" xmlns:wne="http://schemas.microsoft.com/office/word/2006/wordml" mc:Ignorable="w14 w15 w16se w16cid w16 w16cex w16sdtdh w16sdtfl w16du wp14">
   <w:p>
     <w:pPr>
       <w:pStyle w:val="af"/>
@@ -192,7 +243,7 @@
 </file>
 
 <file path=word/styles.xml><?xml version="1.0" encoding="utf-8"?>
-<w:styles xmlns:mc="http://schemas.openxmlformats.org/markup-compatibility/2006" xmlns:r="http://schemas.openxmlformats.org/officeDocument/2006/relationships" xmlns:w="http://schemas.openxmlformats.org/wordprocessingml/2006/main" xmlns:w14="http://schemas.microsoft.com/office/word/2010/wordml" xmlns:w15="http://schemas.microsoft.com/office/word/2012/wordml" xmlns:w16cex="http://schemas.microsoft.com/office/word/2018/wordml/cex" xmlns:w16cid="http://schemas.microsoft.com/office/word/2016/wordml/cid" xmlns:w16="http://schemas.microsoft.com/office/word/2018/wordml" xmlns:w16du="http://schemas.microsoft.com/office/word/2023/wordml/word16du" xmlns:w16sdtdh="http://schemas.microsoft.com/office/word/2020/wordml/sdtdatahash" xmlns:w16sdtfl="http://schemas.microsoft.com/office/word/2024/wordml/sdtformatlock" xmlns:w16se="http://schemas.microsoft.com/office/word/2015/wordml/symex" mc:Ignorable="w14 w15 w16se w16cid w16 w16cex w16sdtdh w16sdtfl w16du">
+<w:styles xmlns:mc="http://schemas.openxmlformats.org/markup-compatibility/2006" xmlns:r="http://schemas.openxmlformats.org/officeDocument/2006/relationships" xmlns:w="http://schemas.openxmlformats.org/wordprocessingml/2006/main" xmlns:w14="http://schemas.microsoft.com/office/word/2010/wordml" xmlns:w15="http://schemas.microsoft.com/office/word/2012/wordml" xmlns:w16cex="http://schemas.microsoft.com/office/word/2018/wordml/cex" xmlns:w16cid="http://schemas.microsoft.com/office/word/2016/wordml/cid" xmlns:w16="http://schemas.microsoft.com/office/word/2018/wordml" xmlns:w16sdtdh="http://schemas.microsoft.com/office/word/2020/wordml/sdtdatahash" xmlns:w16sdtfl="http://schemas.microsoft.com/office/word/2024/wordml/sdtformatlock" xmlns:w16se="http://schemas.microsoft.com/office/word/2015/wordml/symex" xmlns:w16du="http://schemas.microsoft.com/office/word/2023/wordml/word16du" mc:Ignorable="w14 w15 w16se w16cid w16 w16cex w16sdtdh w16sdtfl w16du">
   <w:docDefaults>
     <w:rPrDefault>
       <w:rPr>
